--- a/examples/README.docx
+++ b/examples/README.docx
@@ -76,7 +76,7 @@
         <w:t>entidades.docx</w:t>
       </w:r>
       <w:r>
-        <w:t>: plantilla Word restringida, A4 horizontal y con seis columnas.</w:t>
+        <w:t>: plantilla Word restringida, A4 horizontal, con seis columnas y los cinco tipos de marcador.</w:t>
       </w:r>
     </w:p>
     <w:p>
@@ -116,7 +116,7 @@
         <w:t>entidades.report.json</w:t>
       </w:r>
       <w:r>
-        <w:t>: configuración, binds, anchos y estilos admitidos.</w:t>
+        <w:t>: configuración, binds, campos, anchos y estilos admitidos.</w:t>
       </w:r>
     </w:p>
     <w:p>
@@ -136,7 +136,7 @@
         <w:t>build_expected/</w:t>
       </w:r>
       <w:r>
-        <w:t>: salida de referencia generada por el compilador.</w:t>
+        <w:t>: salida de referencia generada automáticamente por el compilador.</w:t>
       </w:r>
     </w:p>
     <w:p>
@@ -199,7 +199,7 @@
     </w:p>
     <w:p>
       <w:r>
-        <w:t>La plantilla incluye el título integrado:</w:t>
+        <w:t>El párrafo de título contiene el título integrado y un campo escalar, separados por un salto de línea manual (Mayús+Intro) dentro del mismo párrafo:</w:t>
       </w:r>
     </w:p>
     <w:tbl>
@@ -234,7 +234,18 @@
                 <w:color w:val="233648"/>
                 <w:sz w:val="16"/>
               </w:rPr>
-              <w:t>{{REPORT_TITLE}}</w:t>
+              <w:t>{{REPORT_TITLE}}            &lt;- se reemplaza por "title": "Relación de entidades"</w:t>
+            </w:r>
+            <w:r>
+              <w:br/>
+            </w:r>
+            <w:r>
+              <w:rPr>
+                <w:rFonts w:ascii="Consolas" w:hAnsi="Consolas"/>
+                <w:color w:val="233648"/>
+                <w:sz w:val="16"/>
+              </w:rPr>
+              <w:t>Unidad: {{FIELD:UNIDAD}}    &lt;- se reemplaza por el campo UNIDAD de "fields"</w:t>
             </w:r>
           </w:p>
         </w:tc>
@@ -277,7 +288,7 @@
                 <w:color w:val="233648"/>
                 <w:sz w:val="16"/>
               </w:rPr>
-              <w:t>Usuario: {{APP_USER}} | Fecha: {{GENERATED_AT}}</w:t>
+              <w:t>Usuario: {{APP_USER}} | Fecha: {{GENERATED_AT}}   &lt;- usuario APEX y fecha DD/MM/YYYY HH24:MI</w:t>
             </w:r>
           </w:p>
         </w:tc>
@@ -452,7 +463,6 @@
             <w:r>
               <w:rPr>
                 <w:rFonts w:ascii="Aptos" w:hAnsi="Aptos"/>
-                <w:color w:val="233648"/>
                 <w:sz w:val="16"/>
               </w:rPr>
               <w:t>{{COLUMN:VDNI}}</w:t>
@@ -479,7 +489,6 @@
             <w:r>
               <w:rPr>
                 <w:rFonts w:ascii="Aptos" w:hAnsi="Aptos"/>
-                <w:color w:val="233648"/>
                 <w:sz w:val="16"/>
               </w:rPr>
               <w:t>VDNI</w:t>
@@ -537,7 +546,6 @@
             <w:r>
               <w:rPr>
                 <w:rFonts w:ascii="Aptos" w:hAnsi="Aptos"/>
-                <w:color w:val="233648"/>
                 <w:sz w:val="16"/>
               </w:rPr>
               <w:t>{{COLUMN:VNOM}}</w:t>
@@ -564,7 +572,6 @@
             <w:r>
               <w:rPr>
                 <w:rFonts w:ascii="Aptos" w:hAnsi="Aptos"/>
-                <w:color w:val="233648"/>
                 <w:sz w:val="16"/>
               </w:rPr>
               <w:t>VNOM</w:t>
@@ -622,7 +629,6 @@
             <w:r>
               <w:rPr>
                 <w:rFonts w:ascii="Aptos" w:hAnsi="Aptos"/>
-                <w:color w:val="233648"/>
                 <w:sz w:val="16"/>
               </w:rPr>
               <w:t>{{COLUMN:VDIREC_ACTUAL}}</w:t>
@@ -649,7 +655,6 @@
             <w:r>
               <w:rPr>
                 <w:rFonts w:ascii="Aptos" w:hAnsi="Aptos"/>
-                <w:color w:val="233648"/>
                 <w:sz w:val="16"/>
               </w:rPr>
               <w:t>VDIREC_ACTUAL</w:t>
@@ -707,7 +712,6 @@
             <w:r>
               <w:rPr>
                 <w:rFonts w:ascii="Aptos" w:hAnsi="Aptos"/>
-                <w:color w:val="233648"/>
                 <w:sz w:val="16"/>
               </w:rPr>
               <w:t>{{COLUMN:DEPARTAMENTO}}</w:t>
@@ -734,7 +738,6 @@
             <w:r>
               <w:rPr>
                 <w:rFonts w:ascii="Aptos" w:hAnsi="Aptos"/>
-                <w:color w:val="233648"/>
                 <w:sz w:val="16"/>
               </w:rPr>
               <w:t>DEPARTAMENTO</w:t>
@@ -792,7 +795,6 @@
             <w:r>
               <w:rPr>
                 <w:rFonts w:ascii="Aptos" w:hAnsi="Aptos"/>
-                <w:color w:val="233648"/>
                 <w:sz w:val="16"/>
               </w:rPr>
               <w:t>{{COLUMN:DISTRITO}}</w:t>
@@ -819,7 +821,6 @@
             <w:r>
               <w:rPr>
                 <w:rFonts w:ascii="Aptos" w:hAnsi="Aptos"/>
-                <w:color w:val="233648"/>
                 <w:sz w:val="16"/>
               </w:rPr>
               <w:t>DISTRITO</w:t>
@@ -875,7 +876,6 @@
             <w:r>
               <w:rPr>
                 <w:rFonts w:ascii="Aptos" w:hAnsi="Aptos"/>
-                <w:color w:val="233648"/>
                 <w:sz w:val="16"/>
               </w:rPr>
               <w:t>{{COLUMN:VNRO_TLF1}}</w:t>
@@ -901,7 +901,6 @@
             <w:r>
               <w:rPr>
                 <w:rFonts w:ascii="Aptos" w:hAnsi="Aptos"/>
-                <w:color w:val="233648"/>
                 <w:sz w:val="16"/>
               </w:rPr>
               <w:t>VNRO_TLF1</w:t>
@@ -917,7 +916,7 @@
     </w:p>
     <w:p>
       <w:r>
-        <w:t xml:space="preserve">No se declararon campos </w:t>
+        <w:t xml:space="preserve">El campo </w:t>
       </w:r>
       <w:r>
         <w:rPr>
@@ -925,10 +924,10 @@
           <w:color w:val="233648"/>
           <w:sz w:val="16"/>
         </w:rPr>
-        <w:t>{{FIELD:...}}</w:t>
+        <w:t>{{FIELD:UNIDAD}}</w:t>
       </w:r>
       <w:r>
-        <w:t xml:space="preserve">; por eso </w:t>
+        <w:t xml:space="preserve"> se declara en </w:t>
       </w:r>
       <w:r>
         <w:rPr>
@@ -939,7 +938,83 @@
         <w:t>fields</w:t>
       </w:r>
       <w:r>
-        <w:t xml:space="preserve"> está vacío.</w:t>
+        <w:t xml:space="preserve"> como constante:</w:t>
+      </w:r>
+    </w:p>
+    <w:tbl>
+      <w:tblPr>
+        <w:tblW w:type="auto" w:w="0"/>
+        <w:jc w:val="center"/>
+        <w:tblLook w:firstColumn="1" w:firstRow="1" w:lastColumn="0" w:lastRow="0" w:noHBand="0" w:noVBand="1" w:val="04A0"/>
+      </w:tblPr>
+      <w:tblGrid>
+        <w:gridCol w:w="9972"/>
+      </w:tblGrid>
+      <w:tr>
+        <w:tc>
+          <w:tcPr>
+            <w:tcW w:type="dxa" w:w="9972"/>
+            <w:shd w:fill="F5F7F9"/>
+            <w:tcMar>
+              <w:top w:w="100" w:type="dxa"/>
+              <w:start w:w="140" w:type="dxa"/>
+              <w:bottom w:w="100" w:type="dxa"/>
+              <w:end w:w="140" w:type="dxa"/>
+            </w:tcMar>
+          </w:tcPr>
+          <w:p>
+            <w:pPr>
+              <w:keepLines/>
+              <w:spacing w:after="0"/>
+            </w:pPr>
+            <w:r>
+              <w:rPr>
+                <w:rFonts w:ascii="Consolas" w:hAnsi="Consolas"/>
+                <w:color w:val="233648"/>
+                <w:sz w:val="16"/>
+              </w:rPr>
+              <w:t>"fields": [</w:t>
+            </w:r>
+            <w:r>
+              <w:br/>
+            </w:r>
+            <w:r>
+              <w:rPr>
+                <w:rFonts w:ascii="Consolas" w:hAnsi="Consolas"/>
+                <w:color w:val="233648"/>
+                <w:sz w:val="16"/>
+              </w:rPr>
+              <w:t xml:space="preserve">  {"name": "UNIDAD", "source": "CONSTANT", "value": "Oficina de Informática"}</w:t>
+            </w:r>
+            <w:r>
+              <w:br/>
+            </w:r>
+            <w:r>
+              <w:rPr>
+                <w:rFonts w:ascii="Consolas" w:hAnsi="Consolas"/>
+                <w:color w:val="233648"/>
+                <w:sz w:val="16"/>
+              </w:rPr>
+              <w:t>]</w:t>
+            </w:r>
+          </w:p>
+        </w:tc>
+      </w:tr>
+    </w:tbl>
+    <w:p>
+      <w:r>
+        <w:t xml:space="preserve">Para que el valor provenga de la página en lugar de una constante, cámbielo a </w:t>
+      </w:r>
+      <w:r>
+        <w:rPr>
+          <w:rFonts w:ascii="Consolas" w:hAnsi="Consolas"/>
+          <w:color w:val="233648"/>
+          <w:sz w:val="16"/>
+        </w:rPr>
+        <w:t>{"name": "UNIDAD", "source": "ITEM", "item": "P42_UNIDAD", "type": "VARCHAR2"}</w:t>
+      </w:r>
+      <w:r>
+        <w:t xml:space="preserve"> y cree ese Page Item.</w:t>
       </w:r>
     </w:p>
     <w:p>
@@ -1078,7 +1153,6 @@
             <w:r>
               <w:rPr>
                 <w:rFonts w:ascii="Aptos" w:hAnsi="Aptos"/>
-                <w:color w:val="233648"/>
                 <w:sz w:val="16"/>
               </w:rPr>
               <w:t>:DNI</w:t>
@@ -1105,7 +1179,6 @@
             <w:r>
               <w:rPr>
                 <w:rFonts w:ascii="Aptos" w:hAnsi="Aptos"/>
-                <w:color w:val="233648"/>
                 <w:sz w:val="16"/>
               </w:rPr>
               <w:t>P42_DNI</w:t>
@@ -1132,7 +1205,6 @@
             <w:r>
               <w:rPr>
                 <w:rFonts w:ascii="Aptos" w:hAnsi="Aptos"/>
-                <w:color w:val="233648"/>
                 <w:sz w:val="16"/>
               </w:rPr>
               <w:t>VARCHAR2</w:t>
@@ -1164,7 +1236,6 @@
             <w:r>
               <w:rPr>
                 <w:rFonts w:ascii="Aptos" w:hAnsi="Aptos"/>
-                <w:color w:val="233648"/>
                 <w:sz w:val="16"/>
               </w:rPr>
               <w:t>:DEPARTAMENTO_ID</w:t>
@@ -1191,7 +1262,6 @@
             <w:r>
               <w:rPr>
                 <w:rFonts w:ascii="Aptos" w:hAnsi="Aptos"/>
-                <w:color w:val="233648"/>
                 <w:sz w:val="16"/>
               </w:rPr>
               <w:t>P42_DEPARTAMENTO_ID</w:t>
@@ -1218,7 +1288,6 @@
             <w:r>
               <w:rPr>
                 <w:rFonts w:ascii="Aptos" w:hAnsi="Aptos"/>
-                <w:color w:val="233648"/>
                 <w:sz w:val="16"/>
               </w:rPr>
               <w:t>NUMBER</w:t>
@@ -1249,7 +1318,6 @@
             <w:r>
               <w:rPr>
                 <w:rFonts w:ascii="Aptos" w:hAnsi="Aptos"/>
-                <w:color w:val="233648"/>
                 <w:sz w:val="16"/>
               </w:rPr>
               <w:t>:FECHA_DESDE</w:t>
@@ -1275,7 +1343,6 @@
             <w:r>
               <w:rPr>
                 <w:rFonts w:ascii="Aptos" w:hAnsi="Aptos"/>
-                <w:color w:val="233648"/>
                 <w:sz w:val="16"/>
               </w:rPr>
               <w:t>P42_FECHA_DESDE</w:t>
@@ -1301,25 +1368,9 @@
             <w:r>
               <w:rPr>
                 <w:rFonts w:ascii="Aptos" w:hAnsi="Aptos"/>
-                <w:color w:val="233648"/>
                 <w:sz w:val="16"/>
               </w:rPr>
-              <w:t>DATE</w:t>
-            </w:r>
-            <w:r>
-              <w:rPr>
-                <w:rFonts w:ascii="Aptos" w:hAnsi="Aptos"/>
-                <w:sz w:val="16"/>
-              </w:rPr>
-              <w:t xml:space="preserve">, máscara </w:t>
-            </w:r>
-            <w:r>
-              <w:rPr>
-                <w:rFonts w:ascii="Aptos" w:hAnsi="Aptos"/>
-                <w:color w:val="233648"/>
-                <w:sz w:val="16"/>
-              </w:rPr>
-              <w:t>DD/MM/YYYY</w:t>
+              <w:t>DATE, máscara DD/MM/YYYY</w:t>
             </w:r>
           </w:p>
         </w:tc>
@@ -1332,7 +1383,7 @@
     </w:p>
     <w:p>
       <w:r>
-        <w:t xml:space="preserve">El JSON usa la clave vigente </w:t>
+        <w:t xml:space="preserve">Cada entrada de </w:t>
       </w:r>
       <w:r>
         <w:rPr>
@@ -1343,7 +1394,18 @@
         <w:t>bindings</w:t>
       </w:r>
       <w:r>
-        <w:t xml:space="preserve">; cada entrada usa </w:t>
+        <w:t xml:space="preserve"> relaciona un </w:t>
+      </w:r>
+      <w:r>
+        <w:rPr>
+          <w:rFonts w:ascii="Consolas" w:hAnsi="Consolas"/>
+          <w:color w:val="233648"/>
+          <w:sz w:val="16"/>
+        </w:rPr>
+        <w:t>:BIND</w:t>
+      </w:r>
+      <w:r>
+        <w:t xml:space="preserve"> del SQL con un Page Item mediante las claves </w:t>
       </w:r>
       <w:r>
         <w:rPr>
@@ -1354,7 +1416,7 @@
         <w:t>bind</w:t>
       </w:r>
       <w:r>
-        <w:t xml:space="preserve">, no </w:t>
+        <w:t xml:space="preserve"> e </w:t>
       </w:r>
       <w:r>
         <w:rPr>
@@ -1362,7 +1424,7 @@
           <w:color w:val="233648"/>
           <w:sz w:val="16"/>
         </w:rPr>
-        <w:t>name</w:t>
+        <w:t>item</w:t>
       </w:r>
       <w:r>
         <w:t xml:space="preserve">. El proceso generado no concatena estos valores en el SQL: </w:t>
@@ -1709,18 +1771,7 @@
         <w:t>excluded_columns</w:t>
       </w:r>
       <w:r>
-        <w:t xml:space="preserve"> está presente y vacío. Para una exclusión institucional se agrega allí uno de los seis aliases; no se usan claves antiguas como </w:t>
-      </w:r>
-      <w:r>
-        <w:rPr>
-          <w:rFonts w:ascii="Consolas" w:hAnsi="Consolas"/>
-          <w:color w:val="233648"/>
-          <w:sz w:val="16"/>
-        </w:rPr>
-        <w:t>exclude_columns</w:t>
-      </w:r>
-      <w:r>
-        <w:t>.</w:t>
+        <w:t xml:space="preserve"> está presente y vacío. Para una exclusión institucional se agrega allí uno de los seis aliases.</w:t>
       </w:r>
     </w:p>
     <w:p>
@@ -1736,7 +1787,7 @@
         <w:t>style_overrides</w:t>
       </w:r>
       <w:r>
-        <w:t xml:space="preserve">. La zona del título se denomina </w:t>
+        <w:t xml:space="preserve">, con las zonas </w:t>
       </w:r>
       <w:r>
         <w:rPr>
@@ -1747,7 +1798,7 @@
         <w:t>title</w:t>
       </w:r>
       <w:r>
-        <w:t xml:space="preserve">; </w:t>
+        <w:t xml:space="preserve">, </w:t>
       </w:r>
       <w:r>
         <w:rPr>
@@ -1755,10 +1806,43 @@
           <w:color w:val="233648"/>
           <w:sz w:val="16"/>
         </w:rPr>
-        <w:t>header</w:t>
+        <w:t>table_header</w:t>
       </w:r>
       <w:r>
-        <w:t xml:space="preserve"> es una compatibilidad antigua y no se utiliza en este ejemplo.</w:t>
+        <w:t xml:space="preserve">, </w:t>
+      </w:r>
+      <w:r>
+        <w:rPr>
+          <w:rFonts w:ascii="Consolas" w:hAnsi="Consolas"/>
+          <w:color w:val="233648"/>
+          <w:sz w:val="16"/>
+        </w:rPr>
+        <w:t>table_body</w:t>
+      </w:r>
+      <w:r>
+        <w:t xml:space="preserve">, </w:t>
+      </w:r>
+      <w:r>
+        <w:rPr>
+          <w:rFonts w:ascii="Consolas" w:hAnsi="Consolas"/>
+          <w:color w:val="233648"/>
+          <w:sz w:val="16"/>
+        </w:rPr>
+        <w:t>border</w:t>
+      </w:r>
+      <w:r>
+        <w:t xml:space="preserve"> y </w:t>
+      </w:r>
+      <w:r>
+        <w:rPr>
+          <w:rFonts w:ascii="Consolas" w:hAnsi="Consolas"/>
+          <w:color w:val="233648"/>
+          <w:sz w:val="16"/>
+        </w:rPr>
+        <w:t>footer</w:t>
+      </w:r>
+      <w:r>
+        <w:t>. Sus valores prevalecen sobre los que el compilador extrae automáticamente del DOCX; en este ejemplo coinciden con la plantilla y sirven como muestra para editarlos directamente.</w:t>
       </w:r>
     </w:p>
     <w:p>
@@ -1807,6 +1891,17 @@
                 <w:color w:val="233648"/>
                 <w:sz w:val="16"/>
               </w:rPr>
+              <w:t># 1. Validar: no escribe archivos</w:t>
+            </w:r>
+            <w:r>
+              <w:br/>
+            </w:r>
+            <w:r>
+              <w:rPr>
+                <w:rFonts w:ascii="Consolas" w:hAnsi="Consolas"/>
+                <w:color w:val="233648"/>
+                <w:sz w:val="16"/>
+              </w:rPr>
               <w:t>python -m corporate_report_compiler validate `</w:t>
             </w:r>
             <w:r>
@@ -1822,6 +1917,17 @@
             </w:r>
             <w:r>
               <w:br/>
+            </w:r>
+            <w:r>
+              <w:br/>
+            </w:r>
+            <w:r>
+              <w:rPr>
+                <w:rFonts w:ascii="Consolas" w:hAnsi="Consolas"/>
+                <w:color w:val="233648"/>
+                <w:sz w:val="16"/>
+              </w:rPr>
+              <w:t># 2. Compilar en build\entidades (nunca sobre examples\build_expected)</w:t>
             </w:r>
             <w:r>
               <w:br/>
@@ -1891,6 +1997,17 @@
               <w:keepLines/>
               <w:spacing w:after="0"/>
             </w:pPr>
+            <w:r>
+              <w:rPr>
+                <w:rFonts w:ascii="Consolas" w:hAnsi="Consolas"/>
+                <w:color w:val="233648"/>
+                <w:sz w:val="16"/>
+              </w:rPr>
+              <w:t># Cada comando debe responder «no se encontraron diferencias»</w:t>
+            </w:r>
+            <w:r>
+              <w:br/>
+            </w:r>
             <w:r>
               <w:rPr>
                 <w:rFonts w:ascii="Consolas" w:hAnsi="Consolas"/>
@@ -2019,7 +2136,7 @@
     </w:tbl>
     <w:p>
       <w:r>
-        <w:t>Una validación correcta no escribe archivos. La compilación genera:</w:t>
+        <w:t>Una validación correcta no escribe archivos. La compilación genera automáticamente:</w:t>
       </w:r>
     </w:p>
     <w:p>
@@ -2102,6 +2219,603 @@
         <w:t>Adaptación a una página real</w:t>
       </w:r>
     </w:p>
+    <w:tbl>
+      <w:tblPr>
+        <w:tblW w:type="auto" w:w="0"/>
+        <w:jc w:val="center"/>
+        <w:tblLayout w:type="fixed"/>
+        <w:tblLook w:firstColumn="1" w:firstRow="1" w:lastColumn="0" w:lastRow="0" w:noHBand="0" w:noVBand="1" w:val="04A0"/>
+        <w:tblBorders>
+          <w:top w:val="nil"/>
+          <w:left w:val="nil"/>
+          <w:bottom w:val="nil"/>
+          <w:right w:val="nil"/>
+          <w:insideH w:val="nil"/>
+          <w:insideV w:val="nil"/>
+        </w:tblBorders>
+      </w:tblPr>
+      <w:tblGrid>
+        <w:gridCol w:w="4986"/>
+        <w:gridCol w:w="4986"/>
+      </w:tblGrid>
+      <w:tr>
+        <w:trPr>
+          <w:cantSplit w:val="true"/>
+        </w:trPr>
+        <w:tc>
+          <w:tcPr>
+            <w:tcW w:type="dxa" w:w="1871"/>
+            <w:vAlign w:val="center"/>
+            <w:tcMar>
+              <w:top w:w="40" w:type="dxa"/>
+              <w:start w:w="60" w:type="dxa"/>
+              <w:bottom w:w="40" w:type="dxa"/>
+              <w:end w:w="140" w:type="dxa"/>
+            </w:tcMar>
+          </w:tcPr>
+          <w:p>
+            <w:pPr>
+              <w:keepNext/>
+              <w:spacing w:after="0"/>
+              <w:jc w:val="right"/>
+            </w:pPr>
+            <w:r>
+              <w:rPr>
+                <w:rFonts w:ascii="Aptos" w:hAnsi="Aptos"/>
+                <w:b/>
+                <w:color w:val="4A5563"/>
+                <w:sz w:val="14"/>
+              </w:rPr>
+              <w:t>INFORMÁTICA</w:t>
+            </w:r>
+          </w:p>
+        </w:tc>
+        <w:tc>
+          <w:tcPr>
+            <w:tcW w:type="dxa" w:w="6350"/>
+            <w:vAlign w:val="center"/>
+            <w:shd w:fill="E8EDF2"/>
+            <w:tcBorders>
+              <w:top w:val="single" w:sz="8" w:space="0" w:color="283848"/>
+              <w:left w:val="single" w:sz="8" w:space="0" w:color="283848"/>
+              <w:bottom w:val="single" w:sz="8" w:space="0" w:color="283848"/>
+              <w:right w:val="single" w:sz="8" w:space="0" w:color="283848"/>
+            </w:tcBorders>
+            <w:tcMar>
+              <w:top w:w="70" w:type="dxa"/>
+              <w:start w:w="140" w:type="dxa"/>
+              <w:bottom w:w="70" w:type="dxa"/>
+              <w:end w:w="140" w:type="dxa"/>
+            </w:tcMar>
+          </w:tcPr>
+          <w:p>
+            <w:pPr>
+              <w:keepNext/>
+              <w:spacing w:after="0"/>
+              <w:jc w:val="center"/>
+            </w:pPr>
+            <w:r>
+              <w:rPr>
+                <w:b/>
+                <w:color w:val="283848"/>
+                <w:sz w:val="17"/>
+              </w:rPr>
+              <w:t>Copiar entidades.docx y editarlo en Word</w:t>
+            </w:r>
+          </w:p>
+          <w:p>
+            <w:pPr>
+              <w:keepNext/>
+              <w:spacing w:after="0"/>
+              <w:jc w:val="center"/>
+            </w:pPr>
+            <w:r>
+              <w:rPr>
+                <w:sz w:val="15"/>
+              </w:rPr>
+              <w:t>etiquetas, estilos y columnas; mantener los marcadores {{...}}</w:t>
+            </w:r>
+          </w:p>
+        </w:tc>
+      </w:tr>
+      <w:tr>
+        <w:trPr>
+          <w:cantSplit w:val="true"/>
+        </w:trPr>
+        <w:tc>
+          <w:tcPr>
+            <w:tcW w:type="dxa" w:w="1871"/>
+          </w:tcPr>
+          <w:p>
+            <w:pPr>
+              <w:keepNext/>
+            </w:pPr>
+          </w:p>
+        </w:tc>
+        <w:tc>
+          <w:tcPr>
+            <w:tcW w:type="dxa" w:w="6350"/>
+          </w:tcPr>
+          <w:p>
+            <w:pPr>
+              <w:keepNext/>
+              <w:spacing w:after="0" w:line="216" w:lineRule="auto"/>
+              <w:jc w:val="center"/>
+            </w:pPr>
+            <w:r>
+              <w:rPr>
+                <w:color w:val="4A5563"/>
+                <w:sz w:val="18"/>
+              </w:rPr>
+              <w:t>▼</w:t>
+            </w:r>
+          </w:p>
+        </w:tc>
+      </w:tr>
+      <w:tr>
+        <w:trPr>
+          <w:cantSplit w:val="true"/>
+        </w:trPr>
+        <w:tc>
+          <w:tcPr>
+            <w:tcW w:type="dxa" w:w="1871"/>
+            <w:vAlign w:val="center"/>
+            <w:tcMar>
+              <w:top w:w="40" w:type="dxa"/>
+              <w:start w:w="60" w:type="dxa"/>
+              <w:bottom w:w="40" w:type="dxa"/>
+              <w:end w:w="140" w:type="dxa"/>
+            </w:tcMar>
+          </w:tcPr>
+          <w:p>
+            <w:pPr>
+              <w:keepNext/>
+              <w:spacing w:after="0"/>
+              <w:jc w:val="right"/>
+            </w:pPr>
+            <w:r>
+              <w:rPr>
+                <w:rFonts w:ascii="Aptos" w:hAnsi="Aptos"/>
+                <w:b/>
+                <w:color w:val="4A5563"/>
+                <w:sz w:val="14"/>
+              </w:rPr>
+              <w:t>COMPILADOR</w:t>
+            </w:r>
+          </w:p>
+        </w:tc>
+        <w:tc>
+          <w:tcPr>
+            <w:tcW w:type="dxa" w:w="6350"/>
+            <w:vAlign w:val="center"/>
+            <w:shd w:fill="E8EDF2"/>
+            <w:tcBorders>
+              <w:top w:val="single" w:sz="8" w:space="0" w:color="283848"/>
+              <w:left w:val="single" w:sz="8" w:space="0" w:color="283848"/>
+              <w:bottom w:val="single" w:sz="8" w:space="0" w:color="283848"/>
+              <w:right w:val="single" w:sz="8" w:space="0" w:color="283848"/>
+            </w:tcBorders>
+            <w:tcMar>
+              <w:top w:w="70" w:type="dxa"/>
+              <w:start w:w="140" w:type="dxa"/>
+              <w:bottom w:w="70" w:type="dxa"/>
+              <w:end w:w="140" w:type="dxa"/>
+            </w:tcMar>
+          </w:tcPr>
+          <w:p>
+            <w:pPr>
+              <w:keepNext/>
+              <w:spacing w:after="0"/>
+              <w:jc w:val="center"/>
+            </w:pPr>
+            <w:r>
+              <w:rPr>
+                <w:b/>
+                <w:color w:val="283848"/>
+                <w:sz w:val="17"/>
+              </w:rPr>
+              <w:t>Nuevo proyecto desde DOCX</w:t>
+            </w:r>
+          </w:p>
+          <w:p>
+            <w:pPr>
+              <w:keepNext/>
+              <w:spacing w:after="0"/>
+              <w:jc w:val="center"/>
+            </w:pPr>
+            <w:r>
+              <w:rPr>
+                <w:sz w:val="15"/>
+              </w:rPr>
+              <w:t>crea automáticamente &lt;nombre&gt;.report.json y &lt;nombre&gt;.sql desde el Word</w:t>
+            </w:r>
+          </w:p>
+        </w:tc>
+      </w:tr>
+      <w:tr>
+        <w:trPr>
+          <w:cantSplit w:val="true"/>
+        </w:trPr>
+        <w:tc>
+          <w:tcPr>
+            <w:tcW w:type="dxa" w:w="1871"/>
+          </w:tcPr>
+          <w:p>
+            <w:pPr>
+              <w:keepNext/>
+            </w:pPr>
+          </w:p>
+        </w:tc>
+        <w:tc>
+          <w:tcPr>
+            <w:tcW w:type="dxa" w:w="6350"/>
+          </w:tcPr>
+          <w:p>
+            <w:pPr>
+              <w:keepNext/>
+              <w:spacing w:after="0" w:line="216" w:lineRule="auto"/>
+              <w:jc w:val="center"/>
+            </w:pPr>
+            <w:r>
+              <w:rPr>
+                <w:color w:val="4A5563"/>
+                <w:sz w:val="18"/>
+              </w:rPr>
+              <w:t>▼</w:t>
+            </w:r>
+          </w:p>
+        </w:tc>
+      </w:tr>
+      <w:tr>
+        <w:trPr>
+          <w:cantSplit w:val="true"/>
+        </w:trPr>
+        <w:tc>
+          <w:tcPr>
+            <w:tcW w:type="dxa" w:w="1871"/>
+            <w:vAlign w:val="center"/>
+            <w:tcMar>
+              <w:top w:w="40" w:type="dxa"/>
+              <w:start w:w="60" w:type="dxa"/>
+              <w:bottom w:w="40" w:type="dxa"/>
+              <w:end w:w="140" w:type="dxa"/>
+            </w:tcMar>
+          </w:tcPr>
+          <w:p>
+            <w:pPr>
+              <w:keepNext/>
+              <w:spacing w:after="0"/>
+              <w:jc w:val="right"/>
+            </w:pPr>
+            <w:r>
+              <w:rPr>
+                <w:rFonts w:ascii="Aptos" w:hAnsi="Aptos"/>
+                <w:b/>
+                <w:color w:val="4A5563"/>
+                <w:sz w:val="14"/>
+              </w:rPr>
+              <w:t>INFORMÁTICA</w:t>
+            </w:r>
+          </w:p>
+        </w:tc>
+        <w:tc>
+          <w:tcPr>
+            <w:tcW w:type="dxa" w:w="6350"/>
+            <w:vAlign w:val="center"/>
+            <w:shd w:fill="E8EDF2"/>
+            <w:tcBorders>
+              <w:top w:val="single" w:sz="8" w:space="0" w:color="283848"/>
+              <w:left w:val="single" w:sz="8" w:space="0" w:color="283848"/>
+              <w:bottom w:val="single" w:sz="8" w:space="0" w:color="283848"/>
+              <w:right w:val="single" w:sz="8" w:space="0" w:color="283848"/>
+            </w:tcBorders>
+            <w:tcMar>
+              <w:top w:w="70" w:type="dxa"/>
+              <w:start w:w="140" w:type="dxa"/>
+              <w:bottom w:w="70" w:type="dxa"/>
+              <w:end w:w="140" w:type="dxa"/>
+            </w:tcMar>
+          </w:tcPr>
+          <w:p>
+            <w:pPr>
+              <w:keepNext/>
+              <w:spacing w:after="0"/>
+              <w:jc w:val="center"/>
+            </w:pPr>
+            <w:r>
+              <w:rPr>
+                <w:b/>
+                <w:color w:val="283848"/>
+                <w:sz w:val="17"/>
+              </w:rPr>
+              <w:t>Adaptar SQL y proyecto</w:t>
+            </w:r>
+          </w:p>
+          <w:p>
+            <w:pPr>
+              <w:keepNext/>
+              <w:spacing w:after="0"/>
+              <w:jc w:val="center"/>
+            </w:pPr>
+            <w:r>
+              <w:rPr>
+                <w:sz w:val="15"/>
+              </w:rPr>
+              <w:t>tablas reales, aliases del DOCX, Page Items, título, anchos y max_rows</w:t>
+            </w:r>
+          </w:p>
+        </w:tc>
+      </w:tr>
+      <w:tr>
+        <w:trPr>
+          <w:cantSplit w:val="true"/>
+        </w:trPr>
+        <w:tc>
+          <w:tcPr>
+            <w:tcW w:type="dxa" w:w="1871"/>
+          </w:tcPr>
+          <w:p>
+            <w:pPr>
+              <w:keepNext/>
+            </w:pPr>
+          </w:p>
+        </w:tc>
+        <w:tc>
+          <w:tcPr>
+            <w:tcW w:type="dxa" w:w="6350"/>
+          </w:tcPr>
+          <w:p>
+            <w:pPr>
+              <w:keepNext/>
+              <w:spacing w:after="0" w:line="216" w:lineRule="auto"/>
+              <w:jc w:val="center"/>
+            </w:pPr>
+            <w:r>
+              <w:rPr>
+                <w:color w:val="4A5563"/>
+                <w:sz w:val="18"/>
+              </w:rPr>
+              <w:t>▼</w:t>
+            </w:r>
+          </w:p>
+        </w:tc>
+      </w:tr>
+      <w:tr>
+        <w:trPr>
+          <w:cantSplit w:val="true"/>
+        </w:trPr>
+        <w:tc>
+          <w:tcPr>
+            <w:tcW w:type="dxa" w:w="1871"/>
+            <w:vAlign w:val="center"/>
+            <w:tcMar>
+              <w:top w:w="40" w:type="dxa"/>
+              <w:start w:w="60" w:type="dxa"/>
+              <w:bottom w:w="40" w:type="dxa"/>
+              <w:end w:w="140" w:type="dxa"/>
+            </w:tcMar>
+          </w:tcPr>
+          <w:p>
+            <w:pPr>
+              <w:keepNext/>
+              <w:spacing w:after="0"/>
+              <w:jc w:val="right"/>
+            </w:pPr>
+            <w:r>
+              <w:rPr>
+                <w:rFonts w:ascii="Aptos" w:hAnsi="Aptos"/>
+                <w:b/>
+                <w:color w:val="4A5563"/>
+                <w:sz w:val="14"/>
+              </w:rPr>
+              <w:t>COMPILADOR</w:t>
+            </w:r>
+          </w:p>
+        </w:tc>
+        <w:tc>
+          <w:tcPr>
+            <w:tcW w:type="dxa" w:w="6350"/>
+            <w:vAlign w:val="center"/>
+            <w:shd w:fill="E8EDF2"/>
+            <w:tcBorders>
+              <w:top w:val="single" w:sz="8" w:space="0" w:color="283848"/>
+              <w:left w:val="single" w:sz="8" w:space="0" w:color="283848"/>
+              <w:bottom w:val="single" w:sz="8" w:space="0" w:color="283848"/>
+              <w:right w:val="single" w:sz="8" w:space="0" w:color="283848"/>
+            </w:tcBorders>
+            <w:tcMar>
+              <w:top w:w="70" w:type="dxa"/>
+              <w:start w:w="140" w:type="dxa"/>
+              <w:bottom w:w="70" w:type="dxa"/>
+              <w:end w:w="140" w:type="dxa"/>
+            </w:tcMar>
+          </w:tcPr>
+          <w:p>
+            <w:pPr>
+              <w:keepNext/>
+              <w:spacing w:after="0"/>
+              <w:jc w:val="center"/>
+            </w:pPr>
+            <w:r>
+              <w:rPr>
+                <w:b/>
+                <w:color w:val="283848"/>
+                <w:sz w:val="17"/>
+              </w:rPr>
+              <w:t>Validar y compilar</w:t>
+            </w:r>
+          </w:p>
+          <w:p>
+            <w:pPr>
+              <w:keepNext/>
+              <w:spacing w:after="0"/>
+              <w:jc w:val="center"/>
+            </w:pPr>
+            <w:r>
+              <w:rPr>
+                <w:sz w:val="15"/>
+              </w:rPr>
+              <w:t>template.json y apex_process.sql se regeneran automáticamente</w:t>
+            </w:r>
+          </w:p>
+        </w:tc>
+      </w:tr>
+      <w:tr>
+        <w:trPr>
+          <w:cantSplit w:val="true"/>
+        </w:trPr>
+        <w:tc>
+          <w:tcPr>
+            <w:tcW w:type="dxa" w:w="1871"/>
+          </w:tcPr>
+          <w:p>
+            <w:pPr>
+              <w:keepNext/>
+            </w:pPr>
+          </w:p>
+        </w:tc>
+        <w:tc>
+          <w:tcPr>
+            <w:tcW w:type="dxa" w:w="6350"/>
+          </w:tcPr>
+          <w:p>
+            <w:pPr>
+              <w:keepNext/>
+              <w:spacing w:after="0" w:line="216" w:lineRule="auto"/>
+              <w:jc w:val="center"/>
+            </w:pPr>
+            <w:r>
+              <w:rPr>
+                <w:color w:val="4A5563"/>
+                <w:sz w:val="18"/>
+              </w:rPr>
+              <w:t>▼</w:t>
+            </w:r>
+          </w:p>
+        </w:tc>
+      </w:tr>
+      <w:tr>
+        <w:trPr>
+          <w:cantSplit w:val="true"/>
+        </w:trPr>
+        <w:tc>
+          <w:tcPr>
+            <w:tcW w:type="dxa" w:w="1871"/>
+            <w:vAlign w:val="center"/>
+            <w:tcMar>
+              <w:top w:w="40" w:type="dxa"/>
+              <w:start w:w="60" w:type="dxa"/>
+              <w:bottom w:w="40" w:type="dxa"/>
+              <w:end w:w="140" w:type="dxa"/>
+            </w:tcMar>
+          </w:tcPr>
+          <w:p>
+            <w:pPr>
+              <w:keepNext/>
+              <w:spacing w:after="0"/>
+              <w:jc w:val="right"/>
+            </w:pPr>
+            <w:r>
+              <w:rPr>
+                <w:rFonts w:ascii="Aptos" w:hAnsi="Aptos"/>
+                <w:b/>
+                <w:color w:val="4A5563"/>
+                <w:sz w:val="14"/>
+              </w:rPr>
+              <w:t>APEX</w:t>
+            </w:r>
+          </w:p>
+        </w:tc>
+        <w:tc>
+          <w:tcPr>
+            <w:tcW w:type="dxa" w:w="6350"/>
+            <w:vAlign w:val="center"/>
+            <w:shd w:fill="E8EDF2"/>
+            <w:tcBorders>
+              <w:top w:val="single" w:sz="8" w:space="0" w:color="283848"/>
+              <w:left w:val="single" w:sz="8" w:space="0" w:color="283848"/>
+              <w:bottom w:val="single" w:sz="8" w:space="0" w:color="283848"/>
+              <w:right w:val="single" w:sz="8" w:space="0" w:color="283848"/>
+            </w:tcBorders>
+            <w:tcMar>
+              <w:top w:w="70" w:type="dxa"/>
+              <w:start w:w="140" w:type="dxa"/>
+              <w:bottom w:w="70" w:type="dxa"/>
+              <w:end w:w="140" w:type="dxa"/>
+            </w:tcMar>
+          </w:tcPr>
+          <w:p>
+            <w:pPr>
+              <w:keepNext/>
+              <w:spacing w:after="0"/>
+              <w:jc w:val="center"/>
+            </w:pPr>
+            <w:r>
+              <w:rPr>
+                <w:b/>
+                <w:color w:val="283848"/>
+                <w:sz w:val="17"/>
+              </w:rPr>
+              <w:t>Pegar el proceso generado y probar</w:t>
+            </w:r>
+          </w:p>
+          <w:p>
+            <w:pPr>
+              <w:keepNext/>
+              <w:spacing w:after="0"/>
+              <w:jc w:val="center"/>
+            </w:pPr>
+            <w:r>
+              <w:rPr>
+                <w:sz w:val="15"/>
+              </w:rPr>
+              <w:t>Manual de uso, sección 9</w:t>
+            </w:r>
+          </w:p>
+        </w:tc>
+      </w:tr>
+    </w:tbl>
+    <w:p>
+      <w:pPr>
+        <w:spacing w:before="60"/>
+        <w:jc w:val="center"/>
+      </w:pPr>
+      <w:r>
+        <w:rPr>
+          <w:i/>
+          <w:color w:val="4A5563"/>
+          <w:sz w:val="16"/>
+        </w:rPr>
+        <w:t>Figura 1. De este ejemplo a un reporte real</w:t>
+      </w:r>
+    </w:p>
+    <w:p>
+      <w:r>
+        <w:t xml:space="preserve">Alternativa: copiar también </w:t>
+      </w:r>
+      <w:r>
+        <w:rPr>
+          <w:rFonts w:ascii="Consolas" w:hAnsi="Consolas"/>
+          <w:color w:val="233648"/>
+          <w:sz w:val="16"/>
+        </w:rPr>
+        <w:t>entidades.sql</w:t>
+      </w:r>
+      <w:r>
+        <w:t xml:space="preserve"> y </w:t>
+      </w:r>
+      <w:r>
+        <w:rPr>
+          <w:rFonts w:ascii="Consolas" w:hAnsi="Consolas"/>
+          <w:color w:val="233648"/>
+          <w:sz w:val="16"/>
+        </w:rPr>
+        <w:t>entidades.report.json</w:t>
+      </w:r>
+      <w:r>
+        <w:t>, renombrarlos y editarlos directamente.</w:t>
+      </w:r>
+    </w:p>
     <w:p>
       <w:pPr>
         <w:spacing w:after="60"/>
@@ -2146,7 +2860,7 @@
         <w:t xml:space="preserve">3. </w:t>
       </w:r>
       <w:r>
-        <w:t xml:space="preserve">Si se cambia una columna, actualizar coordinadamente Word, el </w:t>
+        <w:t xml:space="preserve">Si se añade o quita una columna en Word, añadir o quitar su alias en el </w:t>
       </w:r>
       <w:r>
         <w:rPr>
@@ -2157,7 +2871,7 @@
         <w:t>SELECT</w:t>
       </w:r>
       <w:r>
-        <w:t xml:space="preserve"> y </w:t>
+        <w:t xml:space="preserve"> y, si figura, en </w:t>
       </w:r>
       <w:r>
         <w:rPr>
@@ -2168,7 +2882,7 @@
         <w:t>column_widths</w:t>
       </w:r>
       <w:r>
-        <w:t>.</w:t>
+        <w:t>. Las etiquetas, estilos y el orden se toman automáticamente del DOCX al recompilar.</w:t>
       </w:r>
     </w:p>
     <w:p>
@@ -2180,7 +2894,18 @@
         <w:t xml:space="preserve">4. </w:t>
       </w:r>
       <w:r>
-        <w:t>Ajustar título, nombre de archivo, límite de filas, exclusiones y anchos.</w:t>
+        <w:t xml:space="preserve">Ajustar título, nombre de archivo, límite de filas, campos, exclusiones y anchos directamente en el </w:t>
+      </w:r>
+      <w:r>
+        <w:rPr>
+          <w:rFonts w:ascii="Consolas" w:hAnsi="Consolas"/>
+          <w:color w:val="233648"/>
+          <w:sz w:val="16"/>
+        </w:rPr>
+        <w:t>.report.json</w:t>
+      </w:r>
+      <w:r>
+        <w:t>.</w:t>
       </w:r>
     </w:p>
     <w:p>
